--- a/QED Course/Lesson 41 The QED Lagrangian.docx
+++ b/QED Course/Lesson 41 The QED Lagrangian.docx
@@ -58,7 +58,7 @@
     </w:p>
     <w:p>
       <w:pPr>
-        <w:pStyle w:val="Heading1"/>
+        <w:pStyle w:val="Heading2"/>
       </w:pPr>
       <w:r>
         <w:t>How to use this lesson</w:t>
@@ -71,7 +71,7 @@
     </w:p>
     <w:p>
       <w:pPr>
-        <w:pStyle w:val="Heading2"/>
+        <w:pStyle w:val="Heading3"/>
       </w:pPr>
       <w:r>
         <w:t>Learning objectives</w:t>
@@ -98,7 +98,7 @@
         <w:pStyle w:val="ListBullet"/>
       </w:pPr>
       <w:r>
-        <w:t>Derive the electron's equation of motion, (iγ^μD_μ−m)ψ=0, from the Euler-Lagrange equation for ψ̄.</w:t>
+        <w:t>Derive the electron's equation of motion, (iγ^μD_μ−m)ψ=0, from the Euler–Lagrange equation for ψ̄.</w:t>
       </w:r>
     </w:p>
     <w:p>
@@ -106,7 +106,7 @@
         <w:pStyle w:val="ListBullet"/>
       </w:pPr>
       <w:r>
-        <w:t>Derive the photon's equation of motion, ∂_μF^μν=j^ν, from the Euler-Lagrange equation for A_ν, computing ∂ℒ/∂(∂_μA_ν) explicitly from the F² term.</w:t>
+        <w:t>Derive the photon's equation of motion, ∂_μF^μν=j^ν, from the Euler–Lagrange equation for A_ν, computing ∂ℒ/∂(∂_μA_ν) explicitly from the F² term.</w:t>
       </w:r>
     </w:p>
     <w:p>
@@ -135,7 +135,7 @@
     </w:p>
     <w:p>
       <w:pPr>
-        <w:pStyle w:val="Heading2"/>
+        <w:pStyle w:val="Heading3"/>
       </w:pPr>
       <w:r>
         <w:t>Notation and conventions</w:t>
@@ -387,7 +387,7 @@
     </w:tbl>
     <w:p>
       <w:pPr>
-        <w:pStyle w:val="Heading1"/>
+        <w:pStyle w:val="Heading2"/>
       </w:pPr>
       <w:r>
         <w:t>1 Assembling the complete Lagrangian</w:t>
@@ -395,7 +395,7 @@
     </w:p>
     <w:p>
       <w:pPr>
-        <w:pStyle w:val="Heading2"/>
+        <w:pStyle w:val="Heading3"/>
       </w:pPr>
       <w:r>
         <w:t>1.1 The two pieces</w:t>
@@ -408,7 +408,7 @@
     </w:p>
     <w:p>
       <w:pPr>
-        <w:pStyle w:val="Heading2"/>
+        <w:pStyle w:val="Heading3"/>
       </w:pPr>
       <w:r>
         <w:t>1.2 The QED Lagrangian</w:t>
@@ -692,10 +692,11 @@
       </w:r>
     </w:p>
     <w:p>
-      <w:pPr>
-        <w:pStyle w:val="Heading3"/>
-      </w:pPr>
       <w:r>
+        <w:rPr>
+          <w:b/>
+          <w:i/>
+        </w:rPr>
         <w:t>Worked example 1</w:t>
       </w:r>
     </w:p>
@@ -706,7 +707,7 @@
     </w:p>
     <w:p>
       <w:pPr>
-        <w:pStyle w:val="Heading1"/>
+        <w:pStyle w:val="Heading2"/>
       </w:pPr>
       <w:r>
         <w:t>2 Gauge invariance of the assembled theory</w:t>
@@ -714,7 +715,7 @@
     </w:p>
     <w:p>
       <w:pPr>
-        <w:pStyle w:val="Heading2"/>
+        <w:pStyle w:val="Heading3"/>
       </w:pPr>
       <w:r>
         <w:t>2.1 Each piece, already known to be invariant</w:t>
@@ -727,7 +728,7 @@
     </w:p>
     <w:p>
       <w:pPr>
-        <w:pStyle w:val="Heading2"/>
+        <w:pStyle w:val="Heading3"/>
       </w:pPr>
       <w:r>
         <w:t>2.2 The combination</w:t>
@@ -870,10 +871,11 @@
       </w:r>
     </w:p>
     <w:p>
-      <w:pPr>
-        <w:pStyle w:val="Heading3"/>
-      </w:pPr>
       <w:r>
+        <w:rPr>
+          <w:b/>
+          <w:i/>
+        </w:rPr>
         <w:t>Worked example 2</w:t>
       </w:r>
     </w:p>
@@ -884,7 +886,7 @@
     </w:p>
     <w:p>
       <w:pPr>
-        <w:pStyle w:val="Heading1"/>
+        <w:pStyle w:val="Heading2"/>
       </w:pPr>
       <w:r>
         <w:t>3 The electron's equation of motion</w:t>
@@ -892,7 +894,7 @@
     </w:p>
     <w:p>
       <w:pPr>
-        <w:pStyle w:val="Heading2"/>
+        <w:pStyle w:val="Heading3"/>
       </w:pPr>
       <w:r>
         <w:t>3.1 Varying with respect to ψ̄</w:t>
@@ -900,7 +902,7 @@
     </w:p>
     <w:p>
       <w:r>
-        <w:t>Treating ψ and ψ̄ as independent fields (Lesson 26, Section 2), ℒ_QED depends on ψ̄ only through the matter piece, and only algebraically (no derivative of ψ̄ appears), so the Euler-Lagrange equation ∂ℒ/∂ψ̄=0 (Lesson 39, Exercise 16, carried out the identical computation) gives directly</w:t>
+        <w:t>Treating ψ and ψ̄ as independent fields (Lesson 26, Section 2), ℒ_QED depends on ψ̄ only through the matter piece, and only algebraically (no derivative of ψ̄ appears), so the Euler–Lagrange equation ∂ℒ/∂ψ̄=0 (Lesson 39, Exercise 16, carried out the identical computation) gives directly</w:t>
       </w:r>
     </w:p>
     <w:p>
@@ -967,7 +969,7 @@
     </w:p>
     <w:p>
       <w:pPr>
-        <w:pStyle w:val="Heading2"/>
+        <w:pStyle w:val="Heading3"/>
       </w:pPr>
       <w:r>
         <w:t>3.2 Varying with respect to ψ</w:t>
@@ -1082,7 +1084,7 @@
     </w:p>
     <w:p>
       <w:pPr>
-        <w:pStyle w:val="Heading1"/>
+        <w:pStyle w:val="Heading2"/>
       </w:pPr>
       <w:r>
         <w:t>4 The photon's equation of motion</w:t>
@@ -1090,7 +1092,7 @@
     </w:p>
     <w:p>
       <w:pPr>
-        <w:pStyle w:val="Heading2"/>
+        <w:pStyle w:val="Heading3"/>
       </w:pPr>
       <w:r>
         <w:t>4.1 The derivative of F² with respect to ∂_μA_ν</w:t>
@@ -1389,15 +1391,15 @@
     </w:p>
     <w:p>
       <w:pPr>
-        <w:pStyle w:val="Heading2"/>
+        <w:pStyle w:val="Heading3"/>
       </w:pPr>
       <w:r>
-        <w:t>4.2 The Euler-Lagrange equation</w:t>
+        <w:t>4.2 The Euler–Lagrange equation</w:t>
       </w:r>
     </w:p>
     <w:p>
       <w:r>
-        <w:t>The matter piece contributes ∂ℒ_QED/∂A_ν = eψ̄γ^νψ = −j^ν (using j^ν=qψ̄γ^νψ=−eψ̄γ^νψ for the electron, Lesson 39, Section 2.2), with no dependence on ∂_μA_ν. The Euler-Lagrange equation for A_ν, ∂_μ[∂ℒ_QED/∂(∂_μA_ν)] − ∂ℒ_QED/∂A_ν = 0, becomes</w:t>
+        <w:t>The matter piece contributes ∂ℒ_QED/∂A_ν = eψ̄γ^νψ = −j^ν (using j^ν=qψ̄γ^νψ=−eψ̄γ^νψ for the electron, Lesson 39, Section 2.2), with no dependence on ∂_μA_ν. The Euler–Lagrange equation for A_ν, ∂_μ[∂ℒ_QED/∂(∂_μA_ν)] − ∂ℒ_QED/∂A_ν = 0, becomes</w:t>
       </w:r>
     </w:p>
     <w:p>
@@ -1525,10 +1527,11 @@
       </w:r>
     </w:p>
     <w:p>
-      <w:pPr>
-        <w:pStyle w:val="Heading3"/>
-      </w:pPr>
       <w:r>
+        <w:rPr>
+          <w:b/>
+          <w:i/>
+        </w:rPr>
         <w:t>Worked example 3</w:t>
       </w:r>
     </w:p>
@@ -1539,7 +1542,7 @@
     </w:p>
     <w:p>
       <w:pPr>
-        <w:pStyle w:val="Heading1"/>
+        <w:pStyle w:val="Heading2"/>
       </w:pPr>
       <w:r>
         <w:t>5 A built-in consistency check</w:t>
@@ -1547,7 +1550,7 @@
     </w:p>
     <w:p>
       <w:pPr>
-        <w:pStyle w:val="Heading2"/>
+        <w:pStyle w:val="Heading3"/>
       </w:pPr>
       <w:r>
         <w:t>5.1 Current conservation from the field equation alone</w:t>
@@ -1638,7 +1641,7 @@
     </w:p>
     <w:p>
       <w:pPr>
-        <w:pStyle w:val="Heading2"/>
+        <w:pStyle w:val="Heading3"/>
       </w:pPr>
       <w:r>
         <w:t>5.2 Relation to Noether's theorem</w:t>
@@ -1650,10 +1653,11 @@
       </w:r>
     </w:p>
     <w:p>
-      <w:pPr>
-        <w:pStyle w:val="Heading3"/>
-      </w:pPr>
       <w:r>
+        <w:rPr>
+          <w:b/>
+          <w:i/>
+        </w:rPr>
         <w:t>Worked example 4</w:t>
       </w:r>
     </w:p>
@@ -1664,7 +1668,7 @@
     </w:p>
     <w:p>
       <w:pPr>
-        <w:pStyle w:val="Heading1"/>
+        <w:pStyle w:val="Heading2"/>
       </w:pPr>
       <w:r>
         <w:t>6 What "QED" means before quantization</w:t>
@@ -1672,7 +1676,7 @@
     </w:p>
     <w:p>
       <w:pPr>
-        <w:pStyle w:val="Heading2"/>
+        <w:pStyle w:val="Heading3"/>
       </w:pPr>
       <w:r>
         <w:t>6.1 Two coupled classical equations</w:t>
@@ -1814,7 +1818,7 @@
     </w:p>
     <w:p>
       <w:pPr>
-        <w:pStyle w:val="Heading2"/>
+        <w:pStyle w:val="Heading3"/>
       </w:pPr>
       <w:r>
         <w:t>6.2 What quantization still requires</w:t>
@@ -1827,7 +1831,7 @@
     </w:p>
     <w:p>
       <w:pPr>
-        <w:pStyle w:val="Heading1"/>
+        <w:pStyle w:val="Heading2"/>
       </w:pPr>
       <w:r>
         <w:t>7 Connections to QED</w:t>
@@ -2035,7 +2039,7 @@
           </w:tcPr>
           <w:p>
             <w:r>
-              <w:t>Re-derivation of the gauged Dirac equation as an Euler-Lagrange equation</w:t>
+              <w:t>Re-derivation of the gauged Dirac equation as an Euler–Lagrange equation</w:t>
             </w:r>
           </w:p>
         </w:tc>
@@ -2122,7 +2126,7 @@
     </w:p>
     <w:p>
       <w:pPr>
-        <w:pStyle w:val="Heading1"/>
+        <w:pStyle w:val="Heading2"/>
       </w:pPr>
       <w:r>
         <w:t>8 Summary</w:t>
@@ -2226,7 +2230,7 @@
     </w:p>
     <w:p>
       <w:pPr>
-        <w:pStyle w:val="Heading1"/>
+        <w:pStyle w:val="Heading2"/>
       </w:pPr>
       <w:r>
         <w:t>Exercises</w:t>
@@ -2582,7 +2586,7 @@
           </w:tcPr>
           <w:p>
             <w:r>
-              <w:t>Assemble Sections 4.1 and 4.2 into the full Euler-Lagrange equation and confirm every sign in the final result ∂_μF^μν=j^ν.</w:t>
+              <w:t>Assemble Sections 4.1 and 4.2 into the full Euler–Lagrange equation and confirm every sign in the final result ∂_μF^μν=j^ν.</w:t>
             </w:r>
           </w:p>
         </w:tc>
@@ -2878,7 +2882,7 @@
           </w:tcPr>
           <w:p>
             <w:r>
-              <w:t>Challenge: using the Euler-Lagrange equations of both Sections 3 and 4 together, show that the electron equation, multiplied on the left by ψ̄ and combined with its adjoint from Section 3.2, gives ∂_μj^μ=0 directly from the matter sector alone (i.e. reproduce Lesson 30's Noether conservation law as a direct consequence of the two Dirac-sector equations of motion, without invoking Noether's theorem by name).</w:t>
+              <w:t>Challenge: using the Euler–Lagrange equations of both Sections 3 and 4 together, show that the electron equation, multiplied on the left by ψ̄ and combined with its adjoint from Section 3.2, gives ∂_μj^μ=0 directly from the matter sector alone (i.e. reproduce Lesson 30's Noether conservation law as a direct consequence of the two Dirac-sector equations of motion, without invoking Noether's theorem by name).</w:t>
             </w:r>
           </w:p>
         </w:tc>
@@ -2886,7 +2890,7 @@
     </w:tbl>
     <w:p>
       <w:pPr>
-        <w:pStyle w:val="Heading1"/>
+        <w:pStyle w:val="Heading2"/>
       </w:pPr>
       <w:r>
         <w:t>Solutions</w:t>
@@ -2931,7 +2935,7 @@
         <w:t xml:space="preserve"> </w:t>
       </w:r>
       <w:r>
-        <w:t>Varying S=∫d⁴x ℒ_QED with respect to ψ, the mass and interaction terms are already free of derivatives of ψ, contributing −mψ̄ and eψ̄γ^μA_μ directly to ∂ℒ/∂ψ; the kinetic term ψ̄iγ^μ∂_μψ contributes a derivative of ψ, requiring integration by parts as in Lesson 26, Section 2: ∫ψ̄iγ^μ∂_μψ = −∫(∂_μψ̄)iγ^μψ + boundary term, giving a contribution −i(∂_μψ̄)γ^μ to the Euler-Lagrange equation for ψ (with the overall equation obtained by treating ψ̄'s variation as producing ∂ℒ/∂ψ directly, mirroring Lesson 21, Exercise 8's derivation of the adjoint equation for the free case). Assembling all three contributions and setting the total to zero gives i∂_μψ̄γ^μ+qψ̄γ^μA_μ+mψ̄=0, matching Section 3.2's stated equation term by term.</w:t>
+        <w:t>Varying S=∫d⁴x ℒ_QED with respect to ψ, the mass and interaction terms are already free of derivatives of ψ, contributing −mψ̄ and eψ̄γ^μA_μ directly to ∂ℒ/∂ψ; the kinetic term ψ̄iγ^μ∂_μψ contributes a derivative of ψ, requiring integration by parts as in Lesson 26, Section 2: ∫ψ̄iγ^μ∂_μψ = −∫(∂_μψ̄)iγ^μψ + boundary term, giving a contribution −i(∂_μψ̄)γ^μ to the Euler–Lagrange equation for ψ (with the overall equation obtained by treating ψ̄'s variation as producing ∂ℒ/∂ψ directly, mirroring Lesson 21, Exercise 8's derivation of the adjoint equation for the free case). Assembling all three contributions and setting the total to zero gives i∂_μψ̄γ^μ+qψ̄γ^μA_μ+mψ̄=0, matching Section 3.2's stated equation term by term.</w:t>
       </w:r>
     </w:p>
     <w:p>
@@ -3113,12 +3117,12 @@
         <w:t xml:space="preserve"> </w:t>
       </w:r>
       <w:r>
-        <w:t>Multiplying Section 3.1's equation, iγ^μ∂_μψ−qγ^μA_μψ−mψ=0, on the left by ψ̄ gives ψ̄iγ^μ∂_μψ−qψ̄γ^μA_μψ−mψ̄ψ=0. Multiplying Section 3.2's equation, i∂_μψ̄γ^μ+qψ̄γ^μA_μ+mψ̄=0, on the right by ψ gives i(∂_μψ̄)γ^μψ+qψ̄γ^μA_μψ+mψ̄ψ=0. Adding the two: ψ̄iγ^μ∂_μψ+i(∂_μψ̄)γ^μψ+(mψ̄ψ−mψ̄ψ)+(−qψ̄γ^μA_μψ+qψ̄γ^μA_μψ)=0, and the last two groups cancel exactly, leaving i[ψ̄γ^μ∂_μψ+(∂_μψ̄)γ^μψ]=0, i.e. i∂_μ(ψ̄γ^μψ)=0 (recognizing the product rule), i.e. ∂_μ(ψ̄γ^μψ)=0, which is ∂_μj^μ=0 after multiplying by the constant q, reproducing current conservation directly from the two Dirac-sector Euler-Lagrange equations with no reference to Noether's theorem.</w:t>
+        <w:t>Multiplying Section 3.1's equation, iγ^μ∂_μψ−qγ^μA_μψ−mψ=0, on the left by ψ̄ gives ψ̄iγ^μ∂_μψ−qψ̄γ^μA_μψ−mψ̄ψ=0. Multiplying Section 3.2's equation, i∂_μψ̄γ^μ+qψ̄γ^μA_μ+mψ̄=0, on the right by ψ gives i(∂_μψ̄)γ^μψ+qψ̄γ^μA_μψ+mψ̄ψ=0. Adding the two: ψ̄iγ^μ∂_μψ+i(∂_μψ̄)γ^μψ+(mψ̄ψ−mψ̄ψ)+(−qψ̄γ^μA_μψ+qψ̄γ^μA_μψ)=0, and the last two groups cancel exactly, leaving i[ψ̄γ^μ∂_μψ+(∂_μψ̄)γ^μψ]=0, i.e. i∂_μ(ψ̄γ^μψ)=0 (recognizing the product rule), i.e. ∂_μ(ψ̄γ^μψ)=0, which is ∂_μj^μ=0 after multiplying by the constant q, reproducing current conservation directly from the two Dirac-sector Euler–Lagrange equations with no reference to Noether's theorem.</w:t>
       </w:r>
     </w:p>
     <w:p>
       <w:pPr>
-        <w:pStyle w:val="Heading1"/>
+        <w:pStyle w:val="Heading2"/>
       </w:pPr>
       <w:r>
         <w:t>Mastery checklist</w:t>
@@ -3145,7 +3149,7 @@
         <w:pStyle w:val="ListBullet"/>
       </w:pPr>
       <w:r>
-        <w:t>I can derive the gauged Dirac equation and its adjoint from the Euler-Lagrange equations for ψ̄ and ψ.</w:t>
+        <w:t>I can derive the gauged Dirac equation and its adjoint from the Euler–Lagrange equations for ψ̄ and ψ.</w:t>
       </w:r>
     </w:p>
     <w:p>
@@ -3182,7 +3186,7 @@
     </w:p>
     <w:p>
       <w:pPr>
-        <w:pStyle w:val="Heading1"/>
+        <w:pStyle w:val="Heading2"/>
       </w:pPr>
       <w:r>
         <w:t>Next lesson</w:t>
